--- a/Predictive-AI-Lesson-Plan.docx
+++ b/Predictive-AI-Lesson-Plan.docx
@@ -2267,7 +2267,16 @@
               <w:t>all</w:t>
             </w:r>
             <w:r>
-              <w:t xml:space="preserve"> of them into 5 families on a 2-D map — no labels. Honest ~0.45 match to the real systems (Mechanical pops out cleanly; others blend); read the top words to name each family. The unsupervised companion to the duplicate finder.</w:t>
+              <w:t xml:space="preserve"> of them into 5 families on a 2-D map — no labels. A few families pop out cleanly (Mechanical, Electrical, Avionics) but a catch-all swallows the rest, so agreement with the real systems is honestly </w:t>
+            </w:r>
+            <w:r>
+              <w:rPr>
+                <w:b/>
+              </w:rPr>
+              <w:t>low (~0.22)</w:t>
+            </w:r>
+            <w:r>
+              <w:t xml:space="preserve"> — k-means groups by language, not your org chart; you read the top words and name each. The unsupervised companion to the duplicate finder.</w:t>
             </w:r>
           </w:p>
         </w:tc>

--- a/Predictive-AI-Lesson-Plan.docx
+++ b/Predictive-AI-Lesson-Plan.docx
@@ -339,7 +339,7 @@
               <w:rPr>
                 <w:b/>
               </w:rPr>
-              <w:t>Text — sorting the words you already write</w:t>
+              <w:t>Text — flagging the urgent reports automatically</w:t>
             </w:r>
           </w:p>
         </w:tc>
@@ -359,7 +359,7 @@
           </w:tcPr>
           <w:p>
             <w:r>
-              <w:t>top clue-words per team — the model's reasoning in plain English</w:t>
+              <w:t>top clue-words for URGENT vs ROUTINE — the model's reasoning in plain English</w:t>
             </w:r>
           </w:p>
         </w:tc>
@@ -429,7 +429,7 @@
               <w:rPr>
                 <w:b/>
               </w:rPr>
-              <w:t>Speech — voice → text → decision</w:t>
+              <w:t>Speech — predicting from the sound itself</w:t>
             </w:r>
           </w:p>
         </w:tc>
@@ -439,7 +439,16 @@
           </w:tcPr>
           <w:p>
             <w:r>
-              <w:t>Speech-to-text is "audio in, text out"; then it's the text analytics from Sessions 1–2</w:t>
+              <w:t xml:space="preserve">A sound is already numbers; learn the pattern and a computer can </w:t>
+            </w:r>
+            <w:r>
+              <w:rPr>
+                <w:i/>
+              </w:rPr>
+              <w:t>hear</w:t>
+            </w:r>
+            <w:r>
+              <w:t xml:space="preserve"> a fault — no words at all</w:t>
             </w:r>
           </w:p>
         </w:tc>
@@ -449,7 +458,7 @@
           </w:tcPr>
           <w:p>
             <w:r>
-              <w:t>a low word-error transcript that still gets the one part number wrong</w:t>
+              <w:t>three fault types separating into clean clusters; the model leaning on the same whine and rumble a technician hears</w:t>
             </w:r>
           </w:p>
         </w:tc>
@@ -474,7 +483,7 @@
               <w:rPr>
                 <w:b/>
               </w:rPr>
-              <w:t>Speech — predicting from the sound itself</w:t>
+              <w:t>Speech — voice → text → decision</w:t>
             </w:r>
           </w:p>
         </w:tc>
@@ -484,16 +493,7 @@
           </w:tcPr>
           <w:p>
             <w:r>
-              <w:t xml:space="preserve">A sound is already numbers; learn the pattern and a computer can </w:t>
-            </w:r>
-            <w:r>
-              <w:rPr>
-                <w:i/>
-              </w:rPr>
-              <w:t>hear</w:t>
-            </w:r>
-            <w:r>
-              <w:t xml:space="preserve"> a fault — no words at all</w:t>
+              <w:t>Speech-to-text is "audio in, text out"; then it's the text analytics from Sessions 1–2</w:t>
             </w:r>
           </w:p>
         </w:tc>
@@ -503,7 +503,7 @@
           </w:tcPr>
           <w:p>
             <w:r>
-              <w:t>three fault types separating into clean clusters; the model leaning on the same whine and rumble a technician hears</w:t>
+              <w:t>a low word-error transcript that still gets the one part number wrong</w:t>
             </w:r>
           </w:p>
         </w:tc>
@@ -515,7 +515,7 @@
         <w:rPr>
           <w:i/>
         </w:rPr>
-        <w:t>Day schedule (six hours, 09:30–15:30, breaks included): 09:30 Session 1 · 10:45 break · 11:00 Session 2 · 12:15 lunch · 12:45 Session 3 · 14:00 break · 14:15 Session 4 (closes with the day's wrap-up &amp; Q&amp;A) · 15:30 finish. Each session runs ≈75 minutes; the per-session plans below are the fuller menu — the blocks marked (bonus) and some discussion are trimmed to fit. All timings flexible.</w:t>
+        <w:t>Day schedule (six hours, 09:30–15:30, breaks included): 09:30 Session 1 · 10:45 break · 11:00 Session 2 · 12:15 lunch · 12:45 Session 3 (sound) · 14:00 break · 14:15 Session 4 (speech-to-text — closes with the day's wrap-up &amp; Q&amp;A) · 15:30 finish. Each session runs ≈75 minutes; the per-session plans below are the fuller menu — the blocks marked (bonus) and some discussion are trimmed to fit. All timings flexible.</w:t>
       </w:r>
     </w:p>
     <w:p>
@@ -1252,7 +1252,7 @@
           </w:tcPr>
           <w:p>
             <w:r>
-              <w:t>ASR, acoustic/language model</w:t>
+              <w:t>sample rate, FFT, spectrum</w:t>
             </w:r>
           </w:p>
         </w:tc>
@@ -1272,7 +1272,7 @@
           </w:tcPr>
           <w:p>
             <w:r>
-              <w:t>speech-to-text; the two halves that turn sound into likely words</w:t>
+              <w:t>sound is numbers; the FFT splits it into the pitches it's made of</w:t>
             </w:r>
           </w:p>
         </w:tc>
@@ -1284,7 +1284,7 @@
           </w:tcPr>
           <w:p>
             <w:r>
-              <w:t>word error rate (WER)</w:t>
+              <w:t>spectrogram, MFCC</w:t>
             </w:r>
           </w:p>
         </w:tc>
@@ -1304,7 +1304,7 @@
           </w:tcPr>
           <w:p>
             <w:r>
-              <w:t>the speech version of accuracy — wrong + missing + extra words</w:t>
+              <w:t>a picture of pitch over time; the "professional" sound features</w:t>
             </w:r>
           </w:p>
         </w:tc>
@@ -1316,7 +1316,7 @@
           </w:tcPr>
           <w:p>
             <w:r>
-              <w:t>keyword spotting</w:t>
+              <w:t>supervised vs anomaly detection</w:t>
             </w:r>
           </w:p>
         </w:tc>
@@ -1336,7 +1336,7 @@
           </w:tcPr>
           <w:p>
             <w:r>
-              <w:t>listening for a few fixed commands instead of every word</w:t>
+              <w:t>learn from labelled faults vs learn "normal" and flag the surprising</w:t>
             </w:r>
           </w:p>
         </w:tc>
@@ -1348,7 +1348,7 @@
           </w:tcPr>
           <w:p>
             <w:r>
-              <w:t>sample rate, FFT, spectrum</w:t>
+              <w:t>orders (1×, 2×)</w:t>
             </w:r>
           </w:p>
         </w:tc>
@@ -1358,7 +1358,7 @@
           </w:tcPr>
           <w:p>
             <w:r>
-              <w:t>S4</w:t>
+              <w:t>S3</w:t>
             </w:r>
           </w:p>
         </w:tc>
@@ -1368,7 +1368,7 @@
           </w:tcPr>
           <w:p>
             <w:r>
-              <w:t>sound is numbers; the FFT splits it into the pitches it's made of</w:t>
+              <w:t>fault pitches read as multiples of shaft speed, not raw Hz</w:t>
             </w:r>
           </w:p>
         </w:tc>
@@ -1380,7 +1380,7 @@
           </w:tcPr>
           <w:p>
             <w:r>
-              <w:t>spectrogram, MFCC</w:t>
+              <w:t>ASR, acoustic/language model</w:t>
             </w:r>
           </w:p>
         </w:tc>
@@ -1400,7 +1400,7 @@
           </w:tcPr>
           <w:p>
             <w:r>
-              <w:t>a picture of pitch over time; the "professional" sound features</w:t>
+              <w:t>speech-to-text; the two halves that turn sound into likely words</w:t>
             </w:r>
           </w:p>
         </w:tc>
@@ -1412,7 +1412,7 @@
           </w:tcPr>
           <w:p>
             <w:r>
-              <w:t>supervised vs anomaly detection</w:t>
+              <w:t>word error rate (WER)</w:t>
             </w:r>
           </w:p>
         </w:tc>
@@ -1432,7 +1432,7 @@
           </w:tcPr>
           <w:p>
             <w:r>
-              <w:t>learn from labelled faults vs learn "normal" and flag the surprising</w:t>
+              <w:t>the speech version of accuracy — wrong + missing + extra words</w:t>
             </w:r>
           </w:p>
         </w:tc>
@@ -1444,7 +1444,7 @@
           </w:tcPr>
           <w:p>
             <w:r>
-              <w:t>orders (1×, 2×)</w:t>
+              <w:t>keyword spotting</w:t>
             </w:r>
           </w:p>
         </w:tc>
@@ -1464,7 +1464,7 @@
           </w:tcPr>
           <w:p>
             <w:r>
-              <w:t>fault pitches read as multiples of shaft speed, not raw Hz</w:t>
+              <w:t>listening for a few fixed commands instead of every word</w:t>
             </w:r>
           </w:p>
         </w:tc>
@@ -1476,7 +1476,7 @@
         <w:pStyle w:val="Heading1"/>
       </w:pPr>
       <w:r>
-        <w:t>Session 1 — Text: sorting the words you already write</w:t>
+        <w:t>Session 1 — Text: flagging the urgent reports automatically</w:t>
       </w:r>
     </w:p>
     <w:p>
@@ -1706,16 +1706,25 @@
           </w:tcPr>
           <w:p>
             <w:r>
-              <w:t xml:space="preserve">Words → numbers (bag-of-words, stop words, TF-IDF) shown on two sentences first; vectorize the reports; train/test split; honest accuracy; </w:t>
+              <w:t xml:space="preserve">Words → numbers (bag-of-words, stop words, TF-IDF) shown on two sentences first; vectorize the notes; train/test split; honest accuracy; the </w:t>
             </w:r>
             <w:r>
               <w:rPr>
                 <w:b/>
               </w:rPr>
-              <w:t>top clue-words per team</w:t>
-            </w:r>
-            <w:r>
-              <w:t xml:space="preserve"> (oil/pressure/fluid → Hydraulic). Predict four fresh reports incl. one deliberately ambiguous — watch confidence drop.</w:t>
+              <w:t>URGENT recall</w:t>
+            </w:r>
+            <w:r>
+              <w:t xml:space="preserve"> number that matters; </w:t>
+            </w:r>
+            <w:r>
+              <w:rPr>
+                <w:b/>
+              </w:rPr>
+              <w:t>top clue-words for URGENT vs ROUTINE</w:t>
+            </w:r>
+            <w:r>
+              <w:t xml:space="preserve"> (crack/grounded/leak → URGENT; routine/scheduled/inspection → ROUTINE). Predict four fresh notes incl. one deliberately ambiguous — watch confidence drop.</w:t>
             </w:r>
           </w:p>
         </w:tc>
@@ -1785,7 +1794,7 @@
           </w:tcPr>
           <w:p>
             <w:r>
-              <w:t>Aerospace: auto-routing snags by ATA chapter; tagging safety narratives. Industrial: maintenance/IT ticket triage (an SVM hit ~85% on 3,632 HVAC maintenance requests); spam filtering.</w:t>
+              <w:t>Aerospace: triaging snags so the urgent ones surface first; tagging safety narratives. Industrial: maintenance/IT ticket triage (an SVM hit ~85% on 3,632 HVAC maintenance requests); spam filtering.</w:t>
             </w:r>
           </w:p>
         </w:tc>
@@ -1829,7 +1838,7 @@
               <w:t>your</w:t>
             </w:r>
             <w:r>
-              <w:t xml:space="preserve"> logs? Who assigns it today, and how long does it take?"</w:t>
+              <w:t xml:space="preserve"> logs? Who decides urgent vs routine today, and how long does it take?"</w:t>
             </w:r>
           </w:p>
         </w:tc>
@@ -1864,7 +1873,7 @@
           </w:tcPr>
           <w:p>
             <w:r>
-              <w:t>Five steps revisited; tease Session 2: sorting was the doorway — next we predict urgency, repair time, and catch repeat faults.</w:t>
+              <w:t>Five steps revisited; tease Session 2: flagging urgency was the doorway — next we predict repair time and catch repeat faults.</w:t>
             </w:r>
           </w:p>
         </w:tc>
@@ -1897,7 +1906,25 @@
         <w:t>"Why isn't it 100%?"</w:t>
       </w:r>
       <w:r>
-        <w:t xml:space="preserve"> — On a small set the score is a rough indicator; a model that claims 100% on real data usually peeked at the answers (proven in Session 2).</w:t>
+        <w:t xml:space="preserve"> — On a small set the score is a rough indicator; a model that claims 100% on real data usually peeked at the answers (proven in Session 2). </w:t>
+      </w:r>
+      <w:r>
+        <w:rPr>
+          <w:i/>
+        </w:rPr>
+        <w:t>"Won't it miss a real emergency?"</w:t>
+      </w:r>
+      <w:r>
+        <w:t xml:space="preserve"> — That's why we read </w:t>
+      </w:r>
+      <w:r>
+        <w:rPr>
+          <w:b/>
+        </w:rPr>
+        <w:t>URGENT recall</w:t>
+      </w:r>
+      <w:r>
+        <w:t>, not bare accuracy, and keep a human on the flagged pile.</w:t>
       </w:r>
     </w:p>
     <w:p>
@@ -2562,416 +2589,7 @@
         <w:pStyle w:val="Heading1"/>
       </w:pPr>
       <w:r>
-        <w:t>Session 3 — Speech: voice → text → decision</w:t>
-      </w:r>
-    </w:p>
-    <w:p>
-      <w:r>
-        <w:rPr>
-          <w:b/>
-        </w:rPr>
-        <w:t>New idea:</w:t>
-      </w:r>
-      <w:r>
-        <w:t xml:space="preserve"> speech-to-text is "audio in, text out"; then it's the text analytics you already know.</w:t>
-      </w:r>
-    </w:p>
-    <w:p>
-      <w:r>
-        <w:rPr>
-          <w:b/>
-        </w:rPr>
-        <w:t>By the end, participants can:</w:t>
-      </w:r>
-      <w:r>
-        <w:t xml:space="preserve"> describe ASR as the same predict-from-examples idea with sound as the input; read WER as the speech version of accuracy and explain why a low WER can still be unsafe; and say why a small fixed vocabulary (keyword spotting) is more reliable than full transcription.</w:t>
-      </w:r>
-    </w:p>
-    <w:tbl>
-      <w:tblPr>
-        <w:tblStyle w:val="LightGrid-Accent1"/>
-        <w:tblW w:type="auto" w:w="0"/>
-        <w:tblLook w:firstColumn="1" w:firstRow="1" w:lastColumn="0" w:lastRow="0" w:noHBand="0" w:noVBand="1" w:val="04A0"/>
-      </w:tblPr>
-      <w:tblGrid>
-        <w:gridCol w:w="2880"/>
-        <w:gridCol w:w="2880"/>
-        <w:gridCol w:w="2880"/>
-      </w:tblGrid>
-      <w:tr>
-        <w:tc>
-          <w:tcPr>
-            <w:tcW w:type="dxa" w:w="2880"/>
-          </w:tcPr>
-          <w:p>
-            <w:r>
-              <w:rPr>
-                <w:b/>
-              </w:rPr>
-              <w:t>Time</w:t>
-            </w:r>
-          </w:p>
-        </w:tc>
-        <w:tc>
-          <w:tcPr>
-            <w:tcW w:type="dxa" w:w="2880"/>
-          </w:tcPr>
-          <w:p>
-            <w:r>
-              <w:rPr>
-                <w:b/>
-              </w:rPr>
-              <w:t>Segment</w:t>
-            </w:r>
-          </w:p>
-        </w:tc>
-        <w:tc>
-          <w:tcPr>
-            <w:tcW w:type="dxa" w:w="2880"/>
-          </w:tcPr>
-          <w:p>
-            <w:r>
-              <w:rPr>
-                <w:b/>
-              </w:rPr>
-              <w:t>What happens, and how it lands</w:t>
-            </w:r>
-          </w:p>
-        </w:tc>
-      </w:tr>
-      <w:tr>
-        <w:tc>
-          <w:tcPr>
-            <w:tcW w:type="dxa" w:w="2880"/>
-          </w:tcPr>
-          <w:p>
-            <w:r>
-              <w:t>0:00–0:08</w:t>
-            </w:r>
-          </w:p>
-        </w:tc>
-        <w:tc>
-          <w:tcPr>
-            <w:tcW w:type="dxa" w:w="2880"/>
-          </w:tcPr>
-          <w:p>
-            <w:r>
-              <w:rPr>
-                <w:b/>
-              </w:rPr>
-              <w:t>Frame</w:t>
-            </w:r>
-          </w:p>
-        </w:tc>
-        <w:tc>
-          <w:tcPr>
-            <w:tcW w:type="dxa" w:w="2880"/>
-          </w:tcPr>
-          <w:p>
-            <w:r>
-              <w:t xml:space="preserve">The last messy data type: spoken words. The pipeline: speak → transcribe → decide. Draw the classical→modern line (HMM-GMM → deep models, ~2012) explicitly so nobody thinks "this is ChatGPT" — both are </w:t>
-            </w:r>
-            <w:r>
-              <w:rPr>
-                <w:i/>
-              </w:rPr>
-              <w:t>predictive</w:t>
-            </w:r>
-            <w:r>
-              <w:t>, not generative.</w:t>
-            </w:r>
-          </w:p>
-        </w:tc>
-      </w:tr>
-      <w:tr>
-        <w:tc>
-          <w:tcPr>
-            <w:tcW w:type="dxa" w:w="2880"/>
-          </w:tcPr>
-          <w:p>
-            <w:r>
-              <w:t>0:08–0:30</w:t>
-            </w:r>
-          </w:p>
-        </w:tc>
-        <w:tc>
-          <w:tcPr>
-            <w:tcW w:type="dxa" w:w="2880"/>
-          </w:tcPr>
-          <w:p>
-            <w:r>
-              <w:rPr>
-                <w:b/>
-              </w:rPr>
-              <w:t>Run the speech pipeline</w:t>
-            </w:r>
-          </w:p>
-        </w:tc>
-        <w:tc>
-          <w:tcPr>
-            <w:tcW w:type="dxa" w:w="2880"/>
-          </w:tcPr>
-          <w:p>
-            <w:r>
-              <w:t xml:space="preserve">Manufacture a spoken report (text-to-speech, no mic needed) → transcribe it → route it with the Session-1 classifier, with a confidence bar. </w:t>
-            </w:r>
-            <w:r>
-              <w:rPr>
-                <w:i/>
-              </w:rPr>
-              <w:t>(First cell installs two tools, ~1 min — the only setup of the day.)</w:t>
-            </w:r>
-          </w:p>
-        </w:tc>
-      </w:tr>
-      <w:tr>
-        <w:tc>
-          <w:tcPr>
-            <w:tcW w:type="dxa" w:w="2880"/>
-          </w:tcPr>
-          <w:p>
-            <w:r>
-              <w:t>0:30–0:45</w:t>
-            </w:r>
-          </w:p>
-        </w:tc>
-        <w:tc>
-          <w:tcPr>
-            <w:tcW w:type="dxa" w:w="2880"/>
-          </w:tcPr>
-          <w:p>
-            <w:r>
-              <w:rPr>
-                <w:b/>
-              </w:rPr>
-              <w:t>Measure it honestly (WER)</w:t>
-            </w:r>
-          </w:p>
-        </w:tc>
-        <w:tc>
-          <w:tcPr>
-            <w:tcW w:type="dxa" w:w="2880"/>
-          </w:tcPr>
-          <w:p>
-            <w:r>
-              <w:t xml:space="preserve">A self-contained WER demo: a noisy transcript scores a </w:t>
-            </w:r>
-            <w:r>
-              <w:rPr>
-                <w:i/>
-              </w:rPr>
-              <w:t>worse</w:t>
-            </w:r>
-            <w:r>
-              <w:t xml:space="preserve"> 15% yet stays harmless; a "cleaner" 8% transcript quietly turns one part number into another — the one word that matters, now wrong. </w:t>
-            </w:r>
-            <w:r>
-              <w:rPr>
-                <w:b/>
-              </w:rPr>
-              <w:t>Low error rate ≠ safe.</w:t>
-            </w:r>
-            <w:r>
-              <w:t xml:space="preserve"> Rule: a human verifies numbers and serials.</w:t>
-            </w:r>
-          </w:p>
-        </w:tc>
-      </w:tr>
-      <w:tr>
-        <w:tc>
-          <w:tcPr>
-            <w:tcW w:type="dxa" w:w="2880"/>
-          </w:tcPr>
-          <w:p>
-            <w:r>
-              <w:t>0:45–0:55</w:t>
-            </w:r>
-          </w:p>
-        </w:tc>
-        <w:tc>
-          <w:tcPr>
-            <w:tcW w:type="dxa" w:w="2880"/>
-          </w:tcPr>
-          <w:p>
-            <w:r>
-              <w:rPr>
-                <w:b/>
-              </w:rPr>
-              <w:t>Keyword spotting</w:t>
-            </w:r>
-          </w:p>
-        </w:tc>
-        <w:tc>
-          <w:tcPr>
-            <w:tcW w:type="dxa" w:w="2880"/>
-          </w:tcPr>
-          <w:p>
-            <w:r>
-              <w:t>Listening for a 4-command vocabulary inside messy transcripts — robust to stutters and filler, and it leaves the no-command line alone. Why hands-free shop-floor tools use wake-words, not dictation.</w:t>
-            </w:r>
-          </w:p>
-        </w:tc>
-      </w:tr>
-      <w:tr>
-        <w:tc>
-          <w:tcPr>
-            <w:tcW w:type="dxa" w:w="2880"/>
-          </w:tcPr>
-          <w:p>
-            <w:r>
-              <w:t>0:55–1:08</w:t>
-            </w:r>
-          </w:p>
-        </w:tc>
-        <w:tc>
-          <w:tcPr>
-            <w:tcW w:type="dxa" w:w="2880"/>
-          </w:tcPr>
-          <w:p>
-            <w:r>
-              <w:rPr>
-                <w:b/>
-              </w:rPr>
-              <w:t>Where it works, where it breaks</w:t>
-            </w:r>
-          </w:p>
-        </w:tc>
-        <w:tc>
-          <w:tcPr>
-            <w:tcW w:type="dxa" w:w="2880"/>
-          </w:tcPr>
-          <w:p>
-            <w:r>
-              <w:t xml:space="preserve">Hard by default (accents, jargon, radio noise), strong with domain data: a European air-traffic-control speech project reached &gt;95% (controllers) / &gt;90% (pilots) word recognition </w:t>
-            </w:r>
-            <w:r>
-              <w:rPr>
-                <w:i/>
-              </w:rPr>
-              <w:t>after</w:t>
-            </w:r>
-            <w:r>
-              <w:t xml:space="preserve"> domain training, ~97% on callsigns when fused with radar. Open ATC corpora exist (clean and noisy) for exactly this.</w:t>
-            </w:r>
-          </w:p>
-        </w:tc>
-      </w:tr>
-      <w:tr>
-        <w:tc>
-          <w:tcPr>
-            <w:tcW w:type="dxa" w:w="2880"/>
-          </w:tcPr>
-          <w:p>
-            <w:r>
-              <w:t>1:08–1:20</w:t>
-            </w:r>
-          </w:p>
-        </w:tc>
-        <w:tc>
-          <w:tcPr>
-            <w:tcW w:type="dxa" w:w="2880"/>
-          </w:tcPr>
-          <w:p>
-            <w:r>
-              <w:rPr>
-                <w:b/>
-              </w:rPr>
-              <w:t>Discussion</w:t>
-            </w:r>
-          </w:p>
-        </w:tc>
-        <w:tc>
-          <w:tcPr>
-            <w:tcW w:type="dxa" w:w="2880"/>
-          </w:tcPr>
-          <w:p>
-            <w:r>
-              <w:t xml:space="preserve">"Where do people </w:t>
-            </w:r>
-            <w:r>
-              <w:rPr>
-                <w:i/>
-              </w:rPr>
-              <w:t>speak</w:t>
-            </w:r>
-            <w:r>
-              <w:t xml:space="preserve"> information that never gets written down — handovers, inspections, calls? What's the one word in your world that must never be mis-heard?"</w:t>
-            </w:r>
-          </w:p>
-        </w:tc>
-      </w:tr>
-      <w:tr>
-        <w:tc>
-          <w:tcPr>
-            <w:tcW w:type="dxa" w:w="2880"/>
-          </w:tcPr>
-          <w:p>
-            <w:r>
-              <w:t>1:20–1:30</w:t>
-            </w:r>
-          </w:p>
-        </w:tc>
-        <w:tc>
-          <w:tcPr>
-            <w:tcW w:type="dxa" w:w="2880"/>
-          </w:tcPr>
-          <w:p>
-            <w:r>
-              <w:rPr>
-                <w:b/>
-              </w:rPr>
-              <w:t>Recap + bridge</w:t>
-            </w:r>
-          </w:p>
-        </w:tc>
-        <w:tc>
-          <w:tcPr>
-            <w:tcW w:type="dxa" w:w="2880"/>
-          </w:tcPr>
-          <w:p>
-            <w:r>
-              <w:t xml:space="preserve">Speech → text → decision, honestly measured. Tease Session 4: next we throw the words away and predict from the </w:t>
-            </w:r>
-            <w:r>
-              <w:rPr>
-                <w:i/>
-              </w:rPr>
-              <w:t>sound itself</w:t>
-            </w:r>
-            <w:r>
-              <w:t>.</w:t>
-            </w:r>
-          </w:p>
-        </w:tc>
-      </w:tr>
-    </w:tbl>
-    <w:p/>
-    <w:p>
-      <w:r>
-        <w:rPr>
-          <w:b/>
-        </w:rPr>
-        <w:t>Skeptic handling.</w:t>
-      </w:r>
-      <w:r>
-        <w:t xml:space="preserve"> </w:t>
-      </w:r>
-      <w:r>
-        <w:rPr>
-          <w:i/>
-        </w:rPr>
-        <w:t>"ASR is hype — it never gets my accent."</w:t>
-      </w:r>
-      <w:r>
-        <w:t xml:space="preserve"> — Agree out loud, then show the WER demo and the domain-adaptation counter-evidence: out of the box it struggles; trained on your domain it gets strong. Honesty about the limit is what makes the capability believable.</w:t>
-      </w:r>
-    </w:p>
-    <w:p>
-      <w:pPr>
-        <w:pStyle w:val="Heading1"/>
-      </w:pPr>
-      <w:r>
-        <w:t>Session 4 — Speech: predicting from the sound itself</w:t>
+        <w:t>Session 3 — Speech: predicting from the sound itself</w:t>
       </w:r>
     </w:p>
     <w:p>
@@ -3087,7 +2705,7 @@
           </w:tcPr>
           <w:p>
             <w:r>
-              <w:t>A seasoned tech walks past and says "that bearing's going" — from the sound. Can a computer learn that? Same idea, last time: numbers → pattern → judge.</w:t>
+              <w:t>A seasoned tech walks past and says "that bearing's going" — from the sound. Can a computer learn that? Same idea as the text sessions: numbers → pattern → judge, only now the input is audio.</w:t>
             </w:r>
           </w:p>
         </w:tc>
@@ -3131,7 +2749,7 @@
               <w:t>Play</w:t>
             </w:r>
             <w:r>
-              <w:t xml:space="preserve"> healthy / bearing / imbalance clips. The FFT splits a sound into its pitches (a prism); five features capture loudness, low rumble, high whine, dominant pitch, brightness.</w:t>
+              <w:t xml:space="preserve"> healthy / bearing / imbalance clips. The FFT splits a sound into its pitches (a prism); five features capture loudness, low rumble, high whine, dominant pitch, brightness. The spectrogram is a picture of pitch over time.</w:t>
             </w:r>
           </w:p>
         </w:tc>
@@ -3367,7 +2985,7 @@
               <w:rPr>
                 <w:b/>
               </w:rPr>
-              <w:t>The day in one picture + close</w:t>
+              <w:t>Recap + bridge</w:t>
             </w:r>
           </w:p>
         </w:tc>
@@ -3377,16 +2995,7 @@
           </w:tcPr>
           <w:p>
             <w:r>
-              <w:t xml:space="preserve">Numbers, text, speech, sound — it was always the same five steps. The "neither magic nor nonsense" close: you can now </w:t>
-            </w:r>
-            <w:r>
-              <w:rPr>
-                <w:i/>
-              </w:rPr>
-              <w:t>question</w:t>
-            </w:r>
-            <w:r>
-              <w:t xml:space="preserve"> an AI claim. Hand off to the generative-AI sessions to come.</w:t>
+              <w:t>Sound → features → fault, honestly measured. Tease Session 4, the finale: keep the words this time — speak a report, transcribe it, and route it with this morning's text classifier.</w:t>
             </w:r>
           </w:p>
         </w:tc>
@@ -3420,6 +3029,415 @@
       </w:r>
       <w:r>
         <w:t xml:space="preserve"> — public benchmark scores run from ~54% to ~96%; a flawless demo is the thing to distrust.</w:t>
+      </w:r>
+    </w:p>
+    <w:p>
+      <w:pPr>
+        <w:pStyle w:val="Heading1"/>
+      </w:pPr>
+      <w:r>
+        <w:t>Session 4 — Speech: voice → text → decision</w:t>
+      </w:r>
+    </w:p>
+    <w:p>
+      <w:r>
+        <w:rPr>
+          <w:b/>
+        </w:rPr>
+        <w:t>New idea:</w:t>
+      </w:r>
+      <w:r>
+        <w:t xml:space="preserve"> speech-to-text is "audio in, text out"; then it's the text analytics you already know.</w:t>
+      </w:r>
+    </w:p>
+    <w:p>
+      <w:r>
+        <w:rPr>
+          <w:b/>
+        </w:rPr>
+        <w:t>By the end, participants can:</w:t>
+      </w:r>
+      <w:r>
+        <w:t xml:space="preserve"> describe ASR as the same predict-from-examples idea with sound as the input; read WER as the speech version of accuracy and explain why a low WER can still be unsafe; and say why a small fixed vocabulary (keyword spotting) is more reliable than full transcription.</w:t>
+      </w:r>
+    </w:p>
+    <w:tbl>
+      <w:tblPr>
+        <w:tblStyle w:val="LightGrid-Accent1"/>
+        <w:tblW w:type="auto" w:w="0"/>
+        <w:tblLook w:firstColumn="1" w:firstRow="1" w:lastColumn="0" w:lastRow="0" w:noHBand="0" w:noVBand="1" w:val="04A0"/>
+      </w:tblPr>
+      <w:tblGrid>
+        <w:gridCol w:w="2880"/>
+        <w:gridCol w:w="2880"/>
+        <w:gridCol w:w="2880"/>
+      </w:tblGrid>
+      <w:tr>
+        <w:tc>
+          <w:tcPr>
+            <w:tcW w:type="dxa" w:w="2880"/>
+          </w:tcPr>
+          <w:p>
+            <w:r>
+              <w:rPr>
+                <w:b/>
+              </w:rPr>
+              <w:t>Time</w:t>
+            </w:r>
+          </w:p>
+        </w:tc>
+        <w:tc>
+          <w:tcPr>
+            <w:tcW w:type="dxa" w:w="2880"/>
+          </w:tcPr>
+          <w:p>
+            <w:r>
+              <w:rPr>
+                <w:b/>
+              </w:rPr>
+              <w:t>Segment</w:t>
+            </w:r>
+          </w:p>
+        </w:tc>
+        <w:tc>
+          <w:tcPr>
+            <w:tcW w:type="dxa" w:w="2880"/>
+          </w:tcPr>
+          <w:p>
+            <w:r>
+              <w:rPr>
+                <w:b/>
+              </w:rPr>
+              <w:t>What happens, and how it lands</w:t>
+            </w:r>
+          </w:p>
+        </w:tc>
+      </w:tr>
+      <w:tr>
+        <w:tc>
+          <w:tcPr>
+            <w:tcW w:type="dxa" w:w="2880"/>
+          </w:tcPr>
+          <w:p>
+            <w:r>
+              <w:t>0:00–0:08</w:t>
+            </w:r>
+          </w:p>
+        </w:tc>
+        <w:tc>
+          <w:tcPr>
+            <w:tcW w:type="dxa" w:w="2880"/>
+          </w:tcPr>
+          <w:p>
+            <w:r>
+              <w:rPr>
+                <w:b/>
+              </w:rPr>
+              <w:t>Frame the finale</w:t>
+            </w:r>
+          </w:p>
+        </w:tc>
+        <w:tc>
+          <w:tcPr>
+            <w:tcW w:type="dxa" w:w="2880"/>
+          </w:tcPr>
+          <w:p>
+            <w:r>
+              <w:t xml:space="preserve">The last twist: spoken words. The pipeline: speak → transcribe → decide. Draw the classical→modern line (HMM-GMM → deep models, ~2012) explicitly so nobody thinks "this is ChatGPT" — both are </w:t>
+            </w:r>
+            <w:r>
+              <w:rPr>
+                <w:i/>
+              </w:rPr>
+              <w:t>predictive</w:t>
+            </w:r>
+            <w:r>
+              <w:t>, not generative.</w:t>
+            </w:r>
+          </w:p>
+        </w:tc>
+      </w:tr>
+      <w:tr>
+        <w:tc>
+          <w:tcPr>
+            <w:tcW w:type="dxa" w:w="2880"/>
+          </w:tcPr>
+          <w:p>
+            <w:r>
+              <w:t>0:08–0:30</w:t>
+            </w:r>
+          </w:p>
+        </w:tc>
+        <w:tc>
+          <w:tcPr>
+            <w:tcW w:type="dxa" w:w="2880"/>
+          </w:tcPr>
+          <w:p>
+            <w:r>
+              <w:rPr>
+                <w:b/>
+              </w:rPr>
+              <w:t>Run the speech pipeline</w:t>
+            </w:r>
+          </w:p>
+        </w:tc>
+        <w:tc>
+          <w:tcPr>
+            <w:tcW w:type="dxa" w:w="2880"/>
+          </w:tcPr>
+          <w:p>
+            <w:r>
+              <w:t xml:space="preserve">Manufacture a spoken report (text-to-speech, no mic needed) → transcribe it → route it with the Session-1 classifier, with a confidence bar. </w:t>
+            </w:r>
+            <w:r>
+              <w:rPr>
+                <w:i/>
+              </w:rPr>
+              <w:t>(First cell installs two tools, ~1 min — the only setup of the day.)</w:t>
+            </w:r>
+          </w:p>
+        </w:tc>
+      </w:tr>
+      <w:tr>
+        <w:tc>
+          <w:tcPr>
+            <w:tcW w:type="dxa" w:w="2880"/>
+          </w:tcPr>
+          <w:p>
+            <w:r>
+              <w:t>0:30–0:45</w:t>
+            </w:r>
+          </w:p>
+        </w:tc>
+        <w:tc>
+          <w:tcPr>
+            <w:tcW w:type="dxa" w:w="2880"/>
+          </w:tcPr>
+          <w:p>
+            <w:r>
+              <w:rPr>
+                <w:b/>
+              </w:rPr>
+              <w:t>Measure it honestly (WER)</w:t>
+            </w:r>
+          </w:p>
+        </w:tc>
+        <w:tc>
+          <w:tcPr>
+            <w:tcW w:type="dxa" w:w="2880"/>
+          </w:tcPr>
+          <w:p>
+            <w:r>
+              <w:t xml:space="preserve">A self-contained WER demo: a noisy transcript scores a </w:t>
+            </w:r>
+            <w:r>
+              <w:rPr>
+                <w:i/>
+              </w:rPr>
+              <w:t>worse</w:t>
+            </w:r>
+            <w:r>
+              <w:t xml:space="preserve"> 15% yet stays harmless; a "cleaner" 8% transcript quietly turns one part number into another — the one word that matters, now wrong. </w:t>
+            </w:r>
+            <w:r>
+              <w:rPr>
+                <w:b/>
+              </w:rPr>
+              <w:t>Low error rate ≠ safe.</w:t>
+            </w:r>
+            <w:r>
+              <w:t xml:space="preserve"> Rule: a human verifies numbers and serials.</w:t>
+            </w:r>
+          </w:p>
+        </w:tc>
+      </w:tr>
+      <w:tr>
+        <w:tc>
+          <w:tcPr>
+            <w:tcW w:type="dxa" w:w="2880"/>
+          </w:tcPr>
+          <w:p>
+            <w:r>
+              <w:t>0:45–0:55</w:t>
+            </w:r>
+          </w:p>
+        </w:tc>
+        <w:tc>
+          <w:tcPr>
+            <w:tcW w:type="dxa" w:w="2880"/>
+          </w:tcPr>
+          <w:p>
+            <w:r>
+              <w:rPr>
+                <w:b/>
+              </w:rPr>
+              <w:t>Keyword spotting</w:t>
+            </w:r>
+          </w:p>
+        </w:tc>
+        <w:tc>
+          <w:tcPr>
+            <w:tcW w:type="dxa" w:w="2880"/>
+          </w:tcPr>
+          <w:p>
+            <w:r>
+              <w:t>Listening for a 4-command vocabulary inside messy transcripts — robust to stutters and filler, and it leaves the no-command line alone. Why hands-free shop-floor tools use wake-words, not dictation.</w:t>
+            </w:r>
+          </w:p>
+        </w:tc>
+      </w:tr>
+      <w:tr>
+        <w:tc>
+          <w:tcPr>
+            <w:tcW w:type="dxa" w:w="2880"/>
+          </w:tcPr>
+          <w:p>
+            <w:r>
+              <w:t>0:55–1:08</w:t>
+            </w:r>
+          </w:p>
+        </w:tc>
+        <w:tc>
+          <w:tcPr>
+            <w:tcW w:type="dxa" w:w="2880"/>
+          </w:tcPr>
+          <w:p>
+            <w:r>
+              <w:rPr>
+                <w:b/>
+              </w:rPr>
+              <w:t>Where it works, where it breaks</w:t>
+            </w:r>
+          </w:p>
+        </w:tc>
+        <w:tc>
+          <w:tcPr>
+            <w:tcW w:type="dxa" w:w="2880"/>
+          </w:tcPr>
+          <w:p>
+            <w:r>
+              <w:t xml:space="preserve">Hard by default (accents, jargon, radio noise), strong with domain data: a European air-traffic-control speech project reached &gt;95% (controllers) / &gt;90% (pilots) word recognition </w:t>
+            </w:r>
+            <w:r>
+              <w:rPr>
+                <w:i/>
+              </w:rPr>
+              <w:t>after</w:t>
+            </w:r>
+            <w:r>
+              <w:t xml:space="preserve"> domain training, ~97% on callsigns when fused with radar. Open ATC corpora exist (clean and noisy) for exactly this.</w:t>
+            </w:r>
+          </w:p>
+        </w:tc>
+      </w:tr>
+      <w:tr>
+        <w:tc>
+          <w:tcPr>
+            <w:tcW w:type="dxa" w:w="2880"/>
+          </w:tcPr>
+          <w:p>
+            <w:r>
+              <w:t>1:08–1:20</w:t>
+            </w:r>
+          </w:p>
+        </w:tc>
+        <w:tc>
+          <w:tcPr>
+            <w:tcW w:type="dxa" w:w="2880"/>
+          </w:tcPr>
+          <w:p>
+            <w:r>
+              <w:rPr>
+                <w:b/>
+              </w:rPr>
+              <w:t>Discussion</w:t>
+            </w:r>
+          </w:p>
+        </w:tc>
+        <w:tc>
+          <w:tcPr>
+            <w:tcW w:type="dxa" w:w="2880"/>
+          </w:tcPr>
+          <w:p>
+            <w:r>
+              <w:t xml:space="preserve">"Where do people </w:t>
+            </w:r>
+            <w:r>
+              <w:rPr>
+                <w:i/>
+              </w:rPr>
+              <w:t>speak</w:t>
+            </w:r>
+            <w:r>
+              <w:t xml:space="preserve"> information that never gets written down — handovers, inspections, calls? What's the one word in your world that must never be mis-heard?"</w:t>
+            </w:r>
+          </w:p>
+        </w:tc>
+      </w:tr>
+      <w:tr>
+        <w:tc>
+          <w:tcPr>
+            <w:tcW w:type="dxa" w:w="2880"/>
+          </w:tcPr>
+          <w:p>
+            <w:r>
+              <w:t>1:20–1:30</w:t>
+            </w:r>
+          </w:p>
+        </w:tc>
+        <w:tc>
+          <w:tcPr>
+            <w:tcW w:type="dxa" w:w="2880"/>
+          </w:tcPr>
+          <w:p>
+            <w:r>
+              <w:rPr>
+                <w:b/>
+              </w:rPr>
+              <w:t>The day in one picture + close</w:t>
+            </w:r>
+          </w:p>
+        </w:tc>
+        <w:tc>
+          <w:tcPr>
+            <w:tcW w:type="dxa" w:w="2880"/>
+          </w:tcPr>
+          <w:p>
+            <w:r>
+              <w:t xml:space="preserve">Numbers were always behind it: text counted into numbers, sound recorded as numbers, speech transcribed back to text — every session was the same five steps. The "neither magic nor nonsense" close: you can now </w:t>
+            </w:r>
+            <w:r>
+              <w:rPr>
+                <w:i/>
+              </w:rPr>
+              <w:t>question</w:t>
+            </w:r>
+            <w:r>
+              <w:t xml:space="preserve"> an AI claim. Hand off to the generative-AI sessions to come.</w:t>
+            </w:r>
+          </w:p>
+        </w:tc>
+      </w:tr>
+    </w:tbl>
+    <w:p/>
+    <w:p>
+      <w:r>
+        <w:rPr>
+          <w:b/>
+        </w:rPr>
+        <w:t>Skeptic handling.</w:t>
+      </w:r>
+      <w:r>
+        <w:t xml:space="preserve"> </w:t>
+      </w:r>
+      <w:r>
+        <w:rPr>
+          <w:i/>
+        </w:rPr>
+        <w:t>"ASR is hype — it never gets my accent."</w:t>
+      </w:r>
+      <w:r>
+        <w:t xml:space="preserve"> — Agree out loud, then show the WER demo and the domain-adaptation counter-evidence: out of the box it struggles; trained on your domain it gets strong. Honesty about the limit is what makes the capability believable.</w:t>
       </w:r>
     </w:p>
     <w:p>
@@ -4058,7 +4076,7 @@
           </w:tcPr>
           <w:p>
             <w:r>
-              <w:t>ATCOSIM / ATCO2</w:t>
+              <w:t>CWRU Bearing</w:t>
             </w:r>
           </w:p>
         </w:tc>
@@ -4068,7 +4086,7 @@
           </w:tcPr>
           <w:p>
             <w:r>
-              <w:t>Clean / noisy air-traffic-control speech corpora</w:t>
+              <w:t>The bearing-fault benchmark</w:t>
             </w:r>
           </w:p>
         </w:tc>
@@ -4078,7 +4096,7 @@
           </w:tcPr>
           <w:p>
             <w:r>
-              <w:t>S3 realism</w:t>
+              <w:t>S3 "real, benchmarked field"</w:t>
             </w:r>
           </w:p>
         </w:tc>
@@ -4088,7 +4106,7 @@
           </w:tcPr>
           <w:p>
             <w:r>
-              <w:t>spsc.tugraz.at · arxiv.org/abs/2211.04054</w:t>
+              <w:t>engineering.case.edu/bearingdatacenter</w:t>
             </w:r>
           </w:p>
         </w:tc>
@@ -4100,7 +4118,7 @@
           </w:tcPr>
           <w:p>
             <w:r>
-              <w:t>Speech Commands</w:t>
+              <w:t>MIMII</w:t>
             </w:r>
           </w:p>
         </w:tc>
@@ -4110,7 +4128,7 @@
           </w:tcPr>
           <w:p>
             <w:r>
-              <w:t>1-sec spoken-word clips</w:t>
+              <w:t>Real valve/pump/fan/slide-rail sound + factory noise</w:t>
             </w:r>
           </w:p>
         </w:tc>
@@ -4120,7 +4138,7 @@
           </w:tcPr>
           <w:p>
             <w:r>
-              <w:t>S3 keyword spotting</w:t>
+              <w:t>S3 anomaly detection</w:t>
             </w:r>
           </w:p>
         </w:tc>
@@ -4130,7 +4148,7 @@
           </w:tcPr>
           <w:p>
             <w:r>
-              <w:t>arxiv.org/abs/1804.03209</w:t>
+              <w:t>zenodo.org/records/3384388</w:t>
             </w:r>
           </w:p>
         </w:tc>
@@ -4142,7 +4160,7 @@
           </w:tcPr>
           <w:p>
             <w:r>
-              <w:t>CWRU Bearing</w:t>
+              <w:t>MAFAULDA</w:t>
             </w:r>
           </w:p>
         </w:tc>
@@ -4152,7 +4170,7 @@
           </w:tcPr>
           <w:p>
             <w:r>
-              <w:t>The bearing-fault benchmark</w:t>
+              <w:t>1,951 runs: imbalance/misalignment/bearing, incl. a mic channel</w:t>
             </w:r>
           </w:p>
         </w:tc>
@@ -4162,7 +4180,7 @@
           </w:tcPr>
           <w:p>
             <w:r>
-              <w:t>S4 "real, benchmarked field"</w:t>
+              <w:t>S3 maps to hand-diagnosed faults</w:t>
             </w:r>
           </w:p>
         </w:tc>
@@ -4172,7 +4190,7 @@
           </w:tcPr>
           <w:p>
             <w:r>
-              <w:t>engineering.case.edu/bearingdatacenter</w:t>
+              <w:t>www02.smt.ufrj.br/~offshore/mfs</w:t>
             </w:r>
           </w:p>
         </w:tc>
@@ -4184,7 +4202,7 @@
           </w:tcPr>
           <w:p>
             <w:r>
-              <w:t>MIMII</w:t>
+              <w:t>NASA C-MAPSS</w:t>
             </w:r>
           </w:p>
         </w:tc>
@@ -4194,7 +4212,13 @@
           </w:tcPr>
           <w:p>
             <w:r>
-              <w:t>Real valve/pump/fan/slide-rail sound + factory noise</w:t>
+              <w:rPr>
+                <w:i/>
+              </w:rPr>
+              <w:t>Simulated</w:t>
+            </w:r>
+            <w:r>
+              <w:t xml:space="preserve"> turbofan run-to-failure (remaining useful life)</w:t>
             </w:r>
           </w:p>
         </w:tc>
@@ -4204,7 +4228,7 @@
           </w:tcPr>
           <w:p>
             <w:r>
-              <w:t>S4 anomaly detection</w:t>
+              <w:t>S3 regression bridge (label it simulated)</w:t>
             </w:r>
           </w:p>
         </w:tc>
@@ -4214,7 +4238,7 @@
           </w:tcPr>
           <w:p>
             <w:r>
-              <w:t>zenodo.org/records/3384388</w:t>
+              <w:t>data.nasa.gov</w:t>
             </w:r>
           </w:p>
         </w:tc>
@@ -4226,7 +4250,7 @@
           </w:tcPr>
           <w:p>
             <w:r>
-              <w:t>MAFAULDA</w:t>
+              <w:t>ATCOSIM / ATCO2</w:t>
             </w:r>
           </w:p>
         </w:tc>
@@ -4236,7 +4260,7 @@
           </w:tcPr>
           <w:p>
             <w:r>
-              <w:t>1,951 runs: imbalance/misalignment/bearing, incl. a mic channel</w:t>
+              <w:t>Clean / noisy air-traffic-control speech corpora</w:t>
             </w:r>
           </w:p>
         </w:tc>
@@ -4246,7 +4270,7 @@
           </w:tcPr>
           <w:p>
             <w:r>
-              <w:t>S4 maps to hand-diagnosed faults</w:t>
+              <w:t>S4 realism</w:t>
             </w:r>
           </w:p>
         </w:tc>
@@ -4256,7 +4280,7 @@
           </w:tcPr>
           <w:p>
             <w:r>
-              <w:t>www02.smt.ufrj.br/~offshore/mfs</w:t>
+              <w:t>spsc.tugraz.at · arxiv.org/abs/2211.04054</w:t>
             </w:r>
           </w:p>
         </w:tc>
@@ -4268,7 +4292,7 @@
           </w:tcPr>
           <w:p>
             <w:r>
-              <w:t>NASA C-MAPSS</w:t>
+              <w:t>Speech Commands</w:t>
             </w:r>
           </w:p>
         </w:tc>
@@ -4278,13 +4302,7 @@
           </w:tcPr>
           <w:p>
             <w:r>
-              <w:rPr>
-                <w:i/>
-              </w:rPr>
-              <w:t>Simulated</w:t>
-            </w:r>
-            <w:r>
-              <w:t xml:space="preserve"> turbofan run-to-failure (remaining useful life)</w:t>
+              <w:t>1-sec spoken-word clips</w:t>
             </w:r>
           </w:p>
         </w:tc>
@@ -4294,7 +4312,7 @@
           </w:tcPr>
           <w:p>
             <w:r>
-              <w:t>S4 regression bridge (label it simulated)</w:t>
+              <w:t>S4 keyword spotting</w:t>
             </w:r>
           </w:p>
         </w:tc>
@@ -4304,7 +4322,7 @@
           </w:tcPr>
           <w:p>
             <w:r>
-              <w:t>data.nasa.gov</w:t>
+              <w:t>arxiv.org/abs/1804.03209</w:t>
             </w:r>
           </w:p>
         </w:tc>
@@ -4426,7 +4444,7 @@
         <w:rPr>
           <w:b/>
         </w:rPr>
-        <w:t>Session 3</w:t>
+        <w:t>Session 4</w:t>
       </w:r>
       <w:r>
         <w:t xml:space="preserve"> end-to-end once — its first cell installs the speech tools (~1 minute) and downloads a small model on first transcription; confirm the network allows it. Everything else needs no install.</w:t>
